--- a/e2e/fixtures/files/contract-long.docx
+++ b/e2e/fixtures/files/contract-long.docx
@@ -44,7 +44,7 @@
         <w:jc w:val="center"/>
       </w:pPr>
       <w:r>
-        <w:t>ДОГОВОР НА ОКАЗАНИЕ УСЛУГ (РАСШИРЕННАЯ РЕДАКЦИЯ)</w:t>
+        <w:t>Договор оказания услуг (расширенный)</w:t>
       </w:r>
     </w:p>
     <w:p>
@@ -75,7 +75,7 @@
     </w:p>
     <w:p>
       <w:r>
-        <w:t>1.1. Исполнитель обязуется по заданию Заказчика оказать услуги по техническому сопровождению информационной системы Заказчика, а Заказчик обязуется принять результат оказанных услуг и оплатить его в порядке и на условиях, предусмотренных настоящим Договором.</w:t>
+        <w:t>1.1. Исполнитель обязуется оказать Заказчику услуги по техническому сопровождению информационной системы Заказчика, а Заказчик обязуется принять результат оказанных услуг и оплатить его в порядке и на условиях, предусмотренных настоящим Договором.</w:t>
       </w:r>
     </w:p>
     <w:p>
@@ -105,7 +105,7 @@
     </w:p>
     <w:p>
       <w:r>
-        <w:t>1.7. Исполнитель обязуется по заданию Заказчика оказать услуги по техническому сопровождению информационной системы Заказчика, а Заказчик обязуется принять результат оказанных услуг и оплатить его в порядке и на условиях, предусмотренных настоящим Договором.</w:t>
+        <w:t>1.7. Исполнитель обязуется оказать Заказчику услуги по техническому сопровождению информационной системы Заказчика, а Заказчик обязуется принять результат оказанных услуг и оплатить его в порядке и на условиях, предусмотренных настоящим Договором.</w:t>
       </w:r>
     </w:p>
     <w:p>
@@ -135,7 +135,7 @@
     </w:p>
     <w:p>
       <w:r>
-        <w:t>1.13. Исполнитель обязуется по заданию Заказчика оказать услуги по техническому сопровождению информационной системы Заказчика, а Заказчик обязуется принять результат оказанных услуг и оплатить его в порядке и на условиях, предусмотренных настоящим Договором.</w:t>
+        <w:t>1.13. Исполнитель обязуется оказать Заказчику услуги по техническому сопровождению информационной системы Заказчика, а Заказчик обязуется принять результат оказанных услуг и оплатить его в порядке и на условиях, предусмотренных настоящим Договором.</w:t>
       </w:r>
     </w:p>
     <w:p>
@@ -165,7 +165,7 @@
     </w:p>
     <w:p>
       <w:r>
-        <w:t>1.19. Исполнитель обязуется по заданию Заказчика оказать услуги по техническому сопровождению информационной системы Заказчика, а Заказчик обязуется принять результат оказанных услуг и оплатить его в порядке и на условиях, предусмотренных настоящим Договором.</w:t>
+        <w:t>1.19. Исполнитель обязуется оказать Заказчику услуги по техническому сопровождению информационной системы Заказчика, а Заказчик обязуется принять результат оказанных услуг и оплатить его в порядке и на условиях, предусмотренных настоящим Договором.</w:t>
       </w:r>
     </w:p>
     <w:p>
@@ -195,7 +195,7 @@
     </w:p>
     <w:p>
       <w:r>
-        <w:t>1.25. Исполнитель обязуется по заданию Заказчика оказать услуги по техническому сопровождению информационной системы Заказчика, а Заказчик обязуется принять результат оказанных услуг и оплатить его в порядке и на условиях, предусмотренных настоящим Договором.</w:t>
+        <w:t>1.25. Исполнитель обязуется оказать Заказчику услуги по техническому сопровождению информационной системы Заказчика, а Заказчик обязуется принять результат оказанных услуг и оплатить его в порядке и на условиях, предусмотренных настоящим Договором.</w:t>
       </w:r>
     </w:p>
     <w:p>
@@ -225,7 +225,7 @@
     </w:p>
     <w:p>
       <w:r>
-        <w:t>1.31. Исполнитель обязуется по заданию Заказчика оказать услуги по техническому сопровождению информационной системы Заказчика, а Заказчик обязуется принять результат оказанных услуг и оплатить его в порядке и на условиях, предусмотренных настоящим Договором.</w:t>
+        <w:t>1.31. Исполнитель обязуется оказать Заказчику услуги по техническому сопровождению информационной системы Заказчика, а Заказчик обязуется принять результат оказанных услуг и оплатить его в порядке и на условиях, предусмотренных настоящим Договором.</w:t>
       </w:r>
     </w:p>
     <w:p>
